--- a/backend-exhibits/Egnyte to Google (MyDrive & ShareDrive) not included.docx
+++ b/backend-exhibits/Egnyte to Google (MyDrive & ShareDrive) not included.docx
@@ -40,14 +40,14 @@
               <w:ind w:left="52"/>
               <w:jc w:val="center"/>
               <w:rPr>
-                <w:rFonts w:ascii="Arial" w:hAnsi="Arial" w:cs="Arial"/>
+                <w:rFonts w:ascii="Arial" w:hAnsi="Arial" w:cs="Arial" w:eastAsia="Arial"/>
                 <w:sz w:val="21"/>
                 <w:szCs w:val="21"/>
               </w:rPr>
             </w:pPr>
             <w:r>
               <w:rPr>
-                <w:rFonts w:ascii="Arial" w:eastAsia="Arial" w:hAnsi="Arial" w:cs="Arial"/>
+                <w:rFonts w:ascii="Arial" w:hAnsi="Arial" w:cs="Arial" w:eastAsia="Arial"/>
                 <w:b/>
                 <w:sz w:val="21"/>
                 <w:szCs w:val="21"/>
@@ -56,7 +56,7 @@
             </w:r>
             <w:r>
               <w:rPr>
-                <w:rFonts w:ascii="Arial" w:eastAsia="Arial" w:hAnsi="Arial" w:cs="Arial"/>
+                <w:rFonts w:ascii="Arial" w:hAnsi="Arial" w:cs="Arial" w:eastAsia="Arial"/>
                 <w:b/>
                 <w:sz w:val="21"/>
                 <w:szCs w:val="21"/>
@@ -65,7 +65,7 @@
             </w:r>
             <w:r>
               <w:rPr>
-                <w:rFonts w:ascii="Arial" w:eastAsia="Arial" w:hAnsi="Arial" w:cs="Arial"/>
+                <w:rFonts w:ascii="Arial" w:hAnsi="Arial" w:cs="Arial" w:eastAsia="Arial"/>
                 <w:b/>
                 <w:sz w:val="21"/>
                 <w:szCs w:val="21"/>
@@ -74,7 +74,7 @@
             </w:r>
             <w:r>
               <w:rPr>
-                <w:rFonts w:ascii="Arial" w:eastAsia="Arial" w:hAnsi="Arial" w:cs="Arial"/>
+                <w:rFonts w:ascii="Arial" w:hAnsi="Arial" w:cs="Arial" w:eastAsia="Arial"/>
                 <w:b/>
                 <w:sz w:val="21"/>
                 <w:szCs w:val="21"/>
@@ -102,7 +102,7 @@
             <w:pPr>
               <w:ind w:left="3"/>
               <w:rPr>
-                <w:rFonts w:ascii="Arial" w:hAnsi="Arial" w:cs="Arial"/>
+                <w:rFonts w:ascii="Arial" w:hAnsi="Arial" w:cs="Arial" w:eastAsia="Arial"/>
                 <w:b/>
                 <w:bCs/>
                 <w:sz w:val="21"/>
@@ -111,7 +111,7 @@
             </w:pPr>
             <w:r>
               <w:rPr>
-                <w:rFonts w:ascii="Arial" w:hAnsi="Arial" w:cs="Arial"/>
+                <w:rFonts w:ascii="Arial" w:hAnsi="Arial" w:cs="Arial" w:eastAsia="Arial"/>
                 <w:b/>
                 <w:bCs/>
                 <w:sz w:val="21"/>
@@ -134,14 +134,14 @@
           <w:p>
             <w:pPr>
               <w:rPr>
-                <w:rFonts w:ascii="Arial" w:hAnsi="Arial" w:cs="Arial"/>
+                <w:rFonts w:ascii="Arial" w:hAnsi="Arial" w:cs="Arial" w:eastAsia="Arial"/>
                 <w:sz w:val="21"/>
                 <w:szCs w:val="21"/>
               </w:rPr>
             </w:pPr>
             <w:r>
               <w:rPr>
-                <w:rFonts w:ascii="Arial" w:hAnsi="Arial" w:cs="Arial"/>
+                <w:rFonts w:ascii="Arial" w:hAnsi="Arial" w:cs="Arial" w:eastAsia="Arial"/>
                 <w:sz w:val="21"/>
                 <w:szCs w:val="21"/>
               </w:rPr>
@@ -167,7 +167,7 @@
           <w:p>
             <w:pPr>
               <w:rPr>
-                <w:rFonts w:ascii="Arial" w:hAnsi="Arial" w:cs="Arial"/>
+                <w:rFonts w:ascii="Arial" w:hAnsi="Arial" w:cs="Arial" w:eastAsia="Arial"/>
                 <w:b/>
                 <w:bCs/>
                 <w:sz w:val="21"/>
@@ -176,7 +176,7 @@
             </w:pPr>
             <w:r>
               <w:rPr>
-                <w:rFonts w:ascii="Arial" w:hAnsi="Arial" w:cs="Arial"/>
+                <w:rFonts w:ascii="Arial" w:hAnsi="Arial" w:cs="Arial" w:eastAsia="Arial"/>
                 <w:b/>
                 <w:bCs/>
                 <w:sz w:val="21"/>
@@ -200,14 +200,14 @@
             <w:pPr>
               <w:spacing w:line="240" w:lineRule="auto"/>
               <w:rPr>
-                <w:rFonts w:ascii="Arial" w:hAnsi="Arial" w:cs="Arial"/>
+                <w:rFonts w:ascii="Arial" w:hAnsi="Arial" w:cs="Arial" w:eastAsia="Arial"/>
                 <w:sz w:val="21"/>
                 <w:szCs w:val="21"/>
               </w:rPr>
             </w:pPr>
             <w:r>
               <w:rPr>
-                <w:rFonts w:ascii="Arial" w:hAnsi="Arial" w:cs="Arial"/>
+                <w:rFonts w:ascii="Arial" w:hAnsi="Arial" w:cs="Arial" w:eastAsia="Arial"/>
                 <w:sz w:val="21"/>
                 <w:szCs w:val="21"/>
               </w:rPr>
@@ -266,14 +266,14 @@
               <w:ind w:left="52"/>
               <w:jc w:val="center"/>
               <w:rPr>
-                <w:rFonts w:ascii="Arial" w:hAnsi="Arial" w:cs="Arial"/>
+                <w:rFonts w:ascii="Arial" w:hAnsi="Arial" w:cs="Arial" w:eastAsia="Arial"/>
                 <w:sz w:val="21"/>
                 <w:szCs w:val="21"/>
               </w:rPr>
             </w:pPr>
             <w:r>
               <w:rPr>
-                <w:rFonts w:ascii="Arial" w:eastAsia="Arial" w:hAnsi="Arial" w:cs="Arial"/>
+                <w:rFonts w:ascii="Arial" w:hAnsi="Arial" w:cs="Arial" w:eastAsia="Arial"/>
                 <w:b/>
                 <w:sz w:val="21"/>
                 <w:szCs w:val="21"/>
@@ -282,7 +282,7 @@
             </w:r>
             <w:r>
               <w:rPr>
-                <w:rFonts w:ascii="Arial" w:eastAsia="Arial" w:hAnsi="Arial" w:cs="Arial"/>
+                <w:rFonts w:ascii="Arial" w:hAnsi="Arial" w:cs="Arial" w:eastAsia="Arial"/>
                 <w:b/>
                 <w:sz w:val="21"/>
                 <w:szCs w:val="21"/>
@@ -291,7 +291,7 @@
             </w:r>
             <w:r>
               <w:rPr>
-                <w:rFonts w:ascii="Arial" w:eastAsia="Arial" w:hAnsi="Arial" w:cs="Arial"/>
+                <w:rFonts w:ascii="Arial" w:hAnsi="Arial" w:cs="Arial" w:eastAsia="Arial"/>
                 <w:b/>
                 <w:sz w:val="21"/>
                 <w:szCs w:val="21"/>
@@ -300,7 +300,7 @@
             </w:r>
             <w:r>
               <w:rPr>
-                <w:rFonts w:ascii="Arial" w:eastAsia="Arial" w:hAnsi="Arial" w:cs="Arial"/>
+                <w:rFonts w:ascii="Arial" w:hAnsi="Arial" w:cs="Arial" w:eastAsia="Arial"/>
                 <w:b/>
                 <w:sz w:val="21"/>
                 <w:szCs w:val="21"/>
@@ -328,7 +328,7 @@
             <w:pPr>
               <w:ind w:left="3"/>
               <w:rPr>
-                <w:rFonts w:ascii="Arial" w:hAnsi="Arial" w:cs="Arial"/>
+                <w:rFonts w:ascii="Arial" w:hAnsi="Arial" w:cs="Arial" w:eastAsia="Arial"/>
                 <w:b/>
                 <w:bCs/>
                 <w:sz w:val="21"/>
@@ -337,7 +337,7 @@
             </w:pPr>
             <w:r>
               <w:rPr>
-                <w:rFonts w:ascii="Arial" w:hAnsi="Arial" w:cs="Arial"/>
+                <w:rFonts w:ascii="Arial" w:hAnsi="Arial" w:cs="Arial" w:eastAsia="Arial"/>
                 <w:b/>
                 <w:bCs/>
                 <w:sz w:val="21"/>
@@ -360,14 +360,14 @@
           <w:p>
             <w:pPr>
               <w:rPr>
-                <w:rFonts w:ascii="Arial" w:hAnsi="Arial" w:cs="Arial"/>
+                <w:rFonts w:ascii="Arial" w:hAnsi="Arial" w:cs="Arial" w:eastAsia="Arial"/>
                 <w:sz w:val="21"/>
                 <w:szCs w:val="21"/>
               </w:rPr>
             </w:pPr>
             <w:r>
               <w:rPr>
-                <w:rFonts w:ascii="Arial" w:hAnsi="Arial" w:cs="Arial"/>
+                <w:rFonts w:ascii="Arial" w:hAnsi="Arial" w:cs="Arial" w:eastAsia="Arial"/>
                 <w:sz w:val="21"/>
                 <w:szCs w:val="21"/>
               </w:rPr>
@@ -393,7 +393,7 @@
           <w:p>
             <w:pPr>
               <w:rPr>
-                <w:rFonts w:ascii="Arial" w:hAnsi="Arial" w:cs="Arial"/>
+                <w:rFonts w:ascii="Arial" w:hAnsi="Arial" w:cs="Arial" w:eastAsia="Arial"/>
                 <w:b/>
                 <w:bCs/>
                 <w:sz w:val="21"/>
@@ -402,7 +402,7 @@
             </w:pPr>
             <w:r>
               <w:rPr>
-                <w:rFonts w:ascii="Arial" w:hAnsi="Arial" w:cs="Arial"/>
+                <w:rFonts w:ascii="Arial" w:hAnsi="Arial" w:cs="Arial" w:eastAsia="Arial"/>
                 <w:b/>
                 <w:bCs/>
                 <w:sz w:val="21"/>
@@ -426,14 +426,14 @@
             <w:pPr>
               <w:spacing w:line="240" w:lineRule="auto"/>
               <w:rPr>
-                <w:rFonts w:ascii="Arial" w:hAnsi="Arial" w:cs="Arial"/>
+                <w:rFonts w:ascii="Arial" w:hAnsi="Arial" w:cs="Arial" w:eastAsia="Arial"/>
                 <w:sz w:val="21"/>
                 <w:szCs w:val="21"/>
               </w:rPr>
             </w:pPr>
             <w:r>
               <w:rPr>
-                <w:rFonts w:ascii="Arial" w:hAnsi="Arial" w:cs="Arial"/>
+                <w:rFonts w:ascii="Arial" w:hAnsi="Arial" w:cs="Arial" w:eastAsia="Arial"/>
                 <w:sz w:val="21"/>
                 <w:szCs w:val="21"/>
               </w:rPr>
@@ -517,10 +517,10 @@
   <w:docDefaults>
     <w:rPrDefault>
       <w:rPr>
-        <w:rFonts w:asciiTheme="minorHAnsi" w:eastAsiaTheme="minorHAnsi" w:hAnsiTheme="minorHAnsi" w:cstheme="minorBidi"/>
+        <w:rFonts w:ascii="Arial" w:hAnsi="Arial" w:cs="Arial" w:eastAsia="Arial"/>
         <w:kern w:val="2"/>
-        <w:sz w:val="24"/>
-        <w:szCs w:val="24"/>
+        <w:sz w:val="21"/>
+        <w:szCs w:val="21"/>
         <w:lang w:val="en-IN" w:eastAsia="en-US" w:bidi="ar-SA"/>
         <w14:ligatures w14:val="standardContextual"/>
       </w:rPr>
@@ -917,9 +917,9 @@
       <w:spacing w:line="259" w:lineRule="auto"/>
     </w:pPr>
     <w:rPr>
-      <w:rFonts w:ascii="Calibri" w:eastAsia="Calibri" w:hAnsi="Calibri" w:cs="Calibri"/>
+      <w:rFonts w:ascii="Arial" w:hAnsi="Arial" w:cs="Arial" w:eastAsia="Arial"/>
       <w:color w:val="000000"/>
-      <w:sz w:val="22"/>
+      <w:sz w:val="21"/>
       <w:lang w:eastAsia="en-IN"/>
     </w:rPr>
   </w:style>
@@ -938,10 +938,10 @@
       <w:outlineLvl w:val="0"/>
     </w:pPr>
     <w:rPr>
-      <w:rFonts w:asciiTheme="majorHAnsi" w:eastAsiaTheme="majorEastAsia" w:hAnsiTheme="majorHAnsi" w:cstheme="majorBidi"/>
+      <w:rFonts w:ascii="Arial" w:hAnsi="Arial" w:cs="Arial" w:eastAsia="Arial"/>
       <w:color w:val="0F4761" w:themeColor="accent1" w:themeShade="BF"/>
-      <w:sz w:val="40"/>
-      <w:szCs w:val="40"/>
+      <w:sz w:val="21"/>
+      <w:szCs w:val="21"/>
       <w:lang w:eastAsia="en-US"/>
     </w:rPr>
   </w:style>
@@ -962,10 +962,10 @@
       <w:outlineLvl w:val="1"/>
     </w:pPr>
     <w:rPr>
-      <w:rFonts w:asciiTheme="majorHAnsi" w:eastAsiaTheme="majorEastAsia" w:hAnsiTheme="majorHAnsi" w:cstheme="majorBidi"/>
+      <w:rFonts w:ascii="Arial" w:hAnsi="Arial" w:cs="Arial" w:eastAsia="Arial"/>
       <w:color w:val="0F4761" w:themeColor="accent1" w:themeShade="BF"/>
-      <w:sz w:val="32"/>
-      <w:szCs w:val="32"/>
+      <w:sz w:val="21"/>
+      <w:szCs w:val="21"/>
       <w:lang w:eastAsia="en-US"/>
     </w:rPr>
   </w:style>
@@ -986,10 +986,10 @@
       <w:outlineLvl w:val="2"/>
     </w:pPr>
     <w:rPr>
-      <w:rFonts w:asciiTheme="minorHAnsi" w:eastAsiaTheme="majorEastAsia" w:hAnsiTheme="minorHAnsi" w:cstheme="majorBidi"/>
+      <w:rFonts w:ascii="Arial" w:hAnsi="Arial" w:cs="Arial" w:eastAsia="Arial"/>
       <w:color w:val="0F4761" w:themeColor="accent1" w:themeShade="BF"/>
-      <w:sz w:val="28"/>
-      <w:szCs w:val="28"/>
+      <w:sz w:val="21"/>
+      <w:szCs w:val="21"/>
       <w:lang w:eastAsia="en-US"/>
     </w:rPr>
   </w:style>
@@ -1010,11 +1010,11 @@
       <w:outlineLvl w:val="3"/>
     </w:pPr>
     <w:rPr>
-      <w:rFonts w:asciiTheme="minorHAnsi" w:eastAsiaTheme="majorEastAsia" w:hAnsiTheme="minorHAnsi" w:cstheme="majorBidi"/>
+      <w:rFonts w:ascii="Arial" w:hAnsi="Arial" w:cs="Arial" w:eastAsia="Arial"/>
       <w:i/>
       <w:iCs/>
       <w:color w:val="0F4761" w:themeColor="accent1" w:themeShade="BF"/>
-      <w:sz w:val="24"/>
+      <w:sz w:val="21"/>
       <w:lang w:eastAsia="en-US"/>
     </w:rPr>
   </w:style>
@@ -1035,9 +1035,9 @@
       <w:outlineLvl w:val="4"/>
     </w:pPr>
     <w:rPr>
-      <w:rFonts w:asciiTheme="minorHAnsi" w:eastAsiaTheme="majorEastAsia" w:hAnsiTheme="minorHAnsi" w:cstheme="majorBidi"/>
+      <w:rFonts w:ascii="Arial" w:hAnsi="Arial" w:cs="Arial" w:eastAsia="Arial"/>
       <w:color w:val="0F4761" w:themeColor="accent1" w:themeShade="BF"/>
-      <w:sz w:val="24"/>
+      <w:sz w:val="21"/>
       <w:lang w:eastAsia="en-US"/>
     </w:rPr>
   </w:style>
@@ -1058,11 +1058,11 @@
       <w:outlineLvl w:val="5"/>
     </w:pPr>
     <w:rPr>
-      <w:rFonts w:asciiTheme="minorHAnsi" w:eastAsiaTheme="majorEastAsia" w:hAnsiTheme="minorHAnsi" w:cstheme="majorBidi"/>
+      <w:rFonts w:ascii="Arial" w:hAnsi="Arial" w:cs="Arial" w:eastAsia="Arial"/>
       <w:i/>
       <w:iCs/>
       <w:color w:val="595959" w:themeColor="text1" w:themeTint="A6"/>
-      <w:sz w:val="24"/>
+      <w:sz w:val="21"/>
       <w:lang w:eastAsia="en-US"/>
     </w:rPr>
   </w:style>
@@ -1083,9 +1083,9 @@
       <w:outlineLvl w:val="6"/>
     </w:pPr>
     <w:rPr>
-      <w:rFonts w:asciiTheme="minorHAnsi" w:eastAsiaTheme="majorEastAsia" w:hAnsiTheme="minorHAnsi" w:cstheme="majorBidi"/>
+      <w:rFonts w:ascii="Arial" w:hAnsi="Arial" w:cs="Arial" w:eastAsia="Arial"/>
       <w:color w:val="595959" w:themeColor="text1" w:themeTint="A6"/>
-      <w:sz w:val="24"/>
+      <w:sz w:val="21"/>
       <w:lang w:eastAsia="en-US"/>
     </w:rPr>
   </w:style>
@@ -1106,11 +1106,11 @@
       <w:outlineLvl w:val="7"/>
     </w:pPr>
     <w:rPr>
-      <w:rFonts w:asciiTheme="minorHAnsi" w:eastAsiaTheme="majorEastAsia" w:hAnsiTheme="minorHAnsi" w:cstheme="majorBidi"/>
+      <w:rFonts w:ascii="Arial" w:hAnsi="Arial" w:cs="Arial" w:eastAsia="Arial"/>
       <w:i/>
       <w:iCs/>
       <w:color w:val="272727" w:themeColor="text1" w:themeTint="D8"/>
-      <w:sz w:val="24"/>
+      <w:sz w:val="21"/>
       <w:lang w:eastAsia="en-US"/>
     </w:rPr>
   </w:style>
@@ -1131,9 +1131,9 @@
       <w:outlineLvl w:val="8"/>
     </w:pPr>
     <w:rPr>
-      <w:rFonts w:asciiTheme="minorHAnsi" w:eastAsiaTheme="majorEastAsia" w:hAnsiTheme="minorHAnsi" w:cstheme="majorBidi"/>
+      <w:rFonts w:ascii="Arial" w:hAnsi="Arial" w:cs="Arial" w:eastAsia="Arial"/>
       <w:color w:val="272727" w:themeColor="text1" w:themeTint="D8"/>
-      <w:sz w:val="24"/>
+      <w:sz w:val="21"/>
       <w:lang w:eastAsia="en-US"/>
     </w:rPr>
   </w:style>
@@ -1171,10 +1171,10 @@
     <w:uiPriority w:val="9"/>
     <w:rsid w:val="00C44E90"/>
     <w:rPr>
-      <w:rFonts w:asciiTheme="majorHAnsi" w:eastAsiaTheme="majorEastAsia" w:hAnsiTheme="majorHAnsi" w:cstheme="majorBidi"/>
+      <w:rFonts w:ascii="Arial" w:hAnsi="Arial" w:cs="Arial" w:eastAsia="Arial"/>
       <w:color w:val="0F4761" w:themeColor="accent1" w:themeShade="BF"/>
-      <w:sz w:val="40"/>
-      <w:szCs w:val="40"/>
+      <w:sz w:val="21"/>
+      <w:szCs w:val="21"/>
     </w:rPr>
   </w:style>
   <w:style w:type="character" w:customStyle="1" w:styleId="Heading2Char">
@@ -1185,10 +1185,10 @@
     <w:semiHidden/>
     <w:rsid w:val="00C44E90"/>
     <w:rPr>
-      <w:rFonts w:asciiTheme="majorHAnsi" w:eastAsiaTheme="majorEastAsia" w:hAnsiTheme="majorHAnsi" w:cstheme="majorBidi"/>
+      <w:rFonts w:ascii="Arial" w:hAnsi="Arial" w:cs="Arial" w:eastAsia="Arial"/>
       <w:color w:val="0F4761" w:themeColor="accent1" w:themeShade="BF"/>
-      <w:sz w:val="32"/>
-      <w:szCs w:val="32"/>
+      <w:sz w:val="21"/>
+      <w:szCs w:val="21"/>
     </w:rPr>
   </w:style>
   <w:style w:type="character" w:customStyle="1" w:styleId="Heading3Char">
@@ -1199,10 +1199,10 @@
     <w:semiHidden/>
     <w:rsid w:val="00C44E90"/>
     <w:rPr>
-      <w:rFonts w:eastAsiaTheme="majorEastAsia" w:cstheme="majorBidi"/>
+      <w:rFonts w:ascii="Arial" w:hAnsi="Arial" w:cs="Arial" w:eastAsia="Arial"/>
       <w:color w:val="0F4761" w:themeColor="accent1" w:themeShade="BF"/>
-      <w:sz w:val="28"/>
-      <w:szCs w:val="28"/>
+      <w:sz w:val="21"/>
+      <w:szCs w:val="21"/>
     </w:rPr>
   </w:style>
   <w:style w:type="character" w:customStyle="1" w:styleId="Heading4Char">
@@ -1213,7 +1213,7 @@
     <w:semiHidden/>
     <w:rsid w:val="00C44E90"/>
     <w:rPr>
-      <w:rFonts w:eastAsiaTheme="majorEastAsia" w:cstheme="majorBidi"/>
+      <w:rFonts w:ascii="Arial" w:hAnsi="Arial" w:cs="Arial" w:eastAsia="Arial"/>
       <w:i/>
       <w:iCs/>
       <w:color w:val="0F4761" w:themeColor="accent1" w:themeShade="BF"/>
@@ -1227,7 +1227,7 @@
     <w:semiHidden/>
     <w:rsid w:val="00C44E90"/>
     <w:rPr>
-      <w:rFonts w:eastAsiaTheme="majorEastAsia" w:cstheme="majorBidi"/>
+      <w:rFonts w:ascii="Arial" w:hAnsi="Arial" w:cs="Arial" w:eastAsia="Arial"/>
       <w:color w:val="0F4761" w:themeColor="accent1" w:themeShade="BF"/>
     </w:rPr>
   </w:style>
@@ -1239,7 +1239,7 @@
     <w:semiHidden/>
     <w:rsid w:val="00C44E90"/>
     <w:rPr>
-      <w:rFonts w:eastAsiaTheme="majorEastAsia" w:cstheme="majorBidi"/>
+      <w:rFonts w:ascii="Arial" w:hAnsi="Arial" w:cs="Arial" w:eastAsia="Arial"/>
       <w:i/>
       <w:iCs/>
       <w:color w:val="595959" w:themeColor="text1" w:themeTint="A6"/>
@@ -1253,7 +1253,7 @@
     <w:semiHidden/>
     <w:rsid w:val="00C44E90"/>
     <w:rPr>
-      <w:rFonts w:eastAsiaTheme="majorEastAsia" w:cstheme="majorBidi"/>
+      <w:rFonts w:ascii="Arial" w:hAnsi="Arial" w:cs="Arial" w:eastAsia="Arial"/>
       <w:color w:val="595959" w:themeColor="text1" w:themeTint="A6"/>
     </w:rPr>
   </w:style>
@@ -1265,7 +1265,7 @@
     <w:semiHidden/>
     <w:rsid w:val="00C44E90"/>
     <w:rPr>
-      <w:rFonts w:eastAsiaTheme="majorEastAsia" w:cstheme="majorBidi"/>
+      <w:rFonts w:ascii="Arial" w:hAnsi="Arial" w:cs="Arial" w:eastAsia="Arial"/>
       <w:i/>
       <w:iCs/>
       <w:color w:val="272727" w:themeColor="text1" w:themeTint="D8"/>
@@ -1279,7 +1279,7 @@
     <w:semiHidden/>
     <w:rsid w:val="00C44E90"/>
     <w:rPr>
-      <w:rFonts w:eastAsiaTheme="majorEastAsia" w:cstheme="majorBidi"/>
+      <w:rFonts w:ascii="Arial" w:hAnsi="Arial" w:cs="Arial" w:eastAsia="Arial"/>
       <w:color w:val="272727" w:themeColor="text1" w:themeTint="D8"/>
     </w:rPr>
   </w:style>
@@ -1296,12 +1296,12 @@
       <w:contextualSpacing/>
     </w:pPr>
     <w:rPr>
-      <w:rFonts w:asciiTheme="majorHAnsi" w:eastAsiaTheme="majorEastAsia" w:hAnsiTheme="majorHAnsi" w:cstheme="majorBidi"/>
+      <w:rFonts w:ascii="Arial" w:hAnsi="Arial" w:cs="Arial" w:eastAsia="Arial"/>
       <w:color w:val="auto"/>
       <w:spacing w:val="-10"/>
       <w:kern w:val="28"/>
-      <w:sz w:val="56"/>
-      <w:szCs w:val="56"/>
+      <w:sz w:val="21"/>
+      <w:szCs w:val="21"/>
       <w:lang w:eastAsia="en-US"/>
     </w:rPr>
   </w:style>
@@ -1312,11 +1312,11 @@
     <w:uiPriority w:val="10"/>
     <w:rsid w:val="00C44E90"/>
     <w:rPr>
-      <w:rFonts w:asciiTheme="majorHAnsi" w:eastAsiaTheme="majorEastAsia" w:hAnsiTheme="majorHAnsi" w:cstheme="majorBidi"/>
+      <w:rFonts w:ascii="Arial" w:hAnsi="Arial" w:cs="Arial" w:eastAsia="Arial"/>
       <w:spacing w:val="-10"/>
       <w:kern w:val="28"/>
-      <w:sz w:val="56"/>
-      <w:szCs w:val="56"/>
+      <w:sz w:val="21"/>
+      <w:szCs w:val="21"/>
     </w:rPr>
   </w:style>
   <w:style w:type="paragraph" w:styleId="Subtitle">
@@ -1334,11 +1334,11 @@
       <w:spacing w:line="278" w:lineRule="auto"/>
     </w:pPr>
     <w:rPr>
-      <w:rFonts w:asciiTheme="minorHAnsi" w:eastAsiaTheme="majorEastAsia" w:hAnsiTheme="minorHAnsi" w:cstheme="majorBidi"/>
+      <w:rFonts w:ascii="Arial" w:hAnsi="Arial" w:cs="Arial" w:eastAsia="Arial"/>
       <w:color w:val="595959" w:themeColor="text1" w:themeTint="A6"/>
       <w:spacing w:val="15"/>
-      <w:sz w:val="28"/>
-      <w:szCs w:val="28"/>
+      <w:sz w:val="21"/>
+      <w:szCs w:val="21"/>
       <w:lang w:eastAsia="en-US"/>
     </w:rPr>
   </w:style>
@@ -1349,11 +1349,11 @@
     <w:uiPriority w:val="11"/>
     <w:rsid w:val="00C44E90"/>
     <w:rPr>
-      <w:rFonts w:eastAsiaTheme="majorEastAsia" w:cstheme="majorBidi"/>
+      <w:rFonts w:ascii="Arial" w:hAnsi="Arial" w:cs="Arial" w:eastAsia="Arial"/>
       <w:color w:val="595959" w:themeColor="text1" w:themeTint="A6"/>
       <w:spacing w:val="15"/>
-      <w:sz w:val="28"/>
-      <w:szCs w:val="28"/>
+      <w:sz w:val="21"/>
+      <w:szCs w:val="21"/>
     </w:rPr>
   </w:style>
   <w:style w:type="paragraph" w:styleId="Quote">
@@ -1369,11 +1369,11 @@
       <w:jc w:val="center"/>
     </w:pPr>
     <w:rPr>
-      <w:rFonts w:asciiTheme="minorHAnsi" w:eastAsiaTheme="minorHAnsi" w:hAnsiTheme="minorHAnsi" w:cstheme="minorBidi"/>
+      <w:rFonts w:ascii="Arial" w:hAnsi="Arial" w:cs="Arial" w:eastAsia="Arial"/>
       <w:i/>
       <w:iCs/>
       <w:color w:val="404040" w:themeColor="text1" w:themeTint="BF"/>
-      <w:sz w:val="24"/>
+      <w:sz w:val="21"/>
       <w:lang w:eastAsia="en-US"/>
     </w:rPr>
   </w:style>
@@ -1401,9 +1401,9 @@
       <w:contextualSpacing/>
     </w:pPr>
     <w:rPr>
-      <w:rFonts w:asciiTheme="minorHAnsi" w:eastAsiaTheme="minorHAnsi" w:hAnsiTheme="minorHAnsi" w:cstheme="minorBidi"/>
+      <w:rFonts w:ascii="Arial" w:hAnsi="Arial" w:cs="Arial" w:eastAsia="Arial"/>
       <w:color w:val="auto"/>
-      <w:sz w:val="24"/>
+      <w:sz w:val="21"/>
       <w:lang w:eastAsia="en-US"/>
     </w:rPr>
   </w:style>
@@ -1437,11 +1437,11 @@
       <w:jc w:val="center"/>
     </w:pPr>
     <w:rPr>
-      <w:rFonts w:asciiTheme="minorHAnsi" w:eastAsiaTheme="minorHAnsi" w:hAnsiTheme="minorHAnsi" w:cstheme="minorBidi"/>
+      <w:rFonts w:ascii="Arial" w:hAnsi="Arial" w:cs="Arial" w:eastAsia="Arial"/>
       <w:i/>
       <w:iCs/>
       <w:color w:val="0F4761" w:themeColor="accent1" w:themeShade="BF"/>
-      <w:sz w:val="24"/>
+      <w:sz w:val="21"/>
       <w:lang w:eastAsia="en-US"/>
     </w:rPr>
   </w:style>
@@ -1478,7 +1478,7 @@
       <w:spacing w:after="0" w:line="240" w:lineRule="auto"/>
     </w:pPr>
     <w:rPr>
-      <w:rFonts w:eastAsiaTheme="minorEastAsia"/>
+      <w:rFonts w:ascii="Arial" w:hAnsi="Arial" w:cs="Arial" w:eastAsia="Arial"/>
       <w:lang w:eastAsia="en-IN"/>
     </w:rPr>
     <w:tblPr>
@@ -1512,9 +1512,9 @@
     <w:uiPriority w:val="99"/>
     <w:rsid w:val="00A875B6"/>
     <w:rPr>
-      <w:rFonts w:ascii="Calibri" w:eastAsia="Calibri" w:hAnsi="Calibri" w:cs="Calibri"/>
+      <w:rFonts w:ascii="Arial" w:hAnsi="Arial" w:cs="Arial" w:eastAsia="Arial"/>
       <w:color w:val="000000"/>
-      <w:sz w:val="22"/>
+      <w:sz w:val="21"/>
       <w:lang w:eastAsia="en-IN"/>
     </w:rPr>
   </w:style>
@@ -1540,9 +1540,9 @@
     <w:uiPriority w:val="99"/>
     <w:rsid w:val="00A875B6"/>
     <w:rPr>
-      <w:rFonts w:ascii="Calibri" w:eastAsia="Calibri" w:hAnsi="Calibri" w:cs="Calibri"/>
+      <w:rFonts w:ascii="Arial" w:hAnsi="Arial" w:cs="Arial" w:eastAsia="Arial"/>
       <w:color w:val="000000"/>
-      <w:sz w:val="22"/>
+      <w:sz w:val="21"/>
       <w:lang w:eastAsia="en-IN"/>
     </w:rPr>
   </w:style>
